--- a/cert_template.docx
+++ b/cert_template.docx
@@ -53,7 +53,13 @@
         <w:t>Model:</w:t>
       </w:r>
       <w:r>
-        <w:t xml:space="preserve"> {{ model }}</w:t>
+        <w:t xml:space="preserve"> {{ </w:t>
+      </w:r>
+      <w:r>
+        <w:t>model</w:t>
+      </w:r>
+      <w:r>
+        <w:t xml:space="preserve"> }}</w:t>
       </w:r>
       <w:r>
         <w:t xml:space="preserve"> </w:t>
@@ -71,60 +77,54 @@
         </w:rPr>
         <w:t xml:space="preserve">Date: </w:t>
       </w:r>
-      <w:proofErr w:type="gramStart"/>
       <w:r>
         <w:rPr>
           <w:sz w:val="28"/>
         </w:rPr>
         <w:t xml:space="preserve">{{ </w:t>
       </w:r>
-      <w:proofErr w:type="spellStart"/>
       <w:r>
         <w:rPr>
           <w:sz w:val="28"/>
         </w:rPr>
-        <w:t>r</w:t>
-      </w:r>
-      <w:proofErr w:type="gramEnd"/>
+        <w:t>r.</w:t>
+      </w:r>
       <w:r>
         <w:rPr>
           <w:sz w:val="28"/>
         </w:rPr>
-        <w:t>.</w:t>
-      </w:r>
-      <w:proofErr w:type="gramStart"/>
-      <w:r>
+        <w:t>date }}</w:t>
+      </w:r>
+    </w:p>
+    <w:p>
+      <w:pPr>
         <w:rPr>
           <w:sz w:val="28"/>
         </w:rPr>
-        <w:t>date</w:t>
-      </w:r>
-      <w:proofErr w:type="spellEnd"/>
+      </w:pPr>
       <w:r>
         <w:rPr>
           <w:sz w:val="28"/>
         </w:rPr>
-        <w:t xml:space="preserve"> }</w:t>
-      </w:r>
-      <w:proofErr w:type="gramEnd"/>
+        <w:t>Serial Number:</w:t>
+      </w:r>
       <w:r>
         <w:rPr>
           <w:sz w:val="28"/>
         </w:rPr>
-        <w:t>}</w:t>
-      </w:r>
-    </w:p>
-    <w:p>
-      <w:pPr>
+        <w:t xml:space="preserve"> {{ </w:t>
+      </w:r>
+      <w:r>
         <w:rPr>
           <w:sz w:val="28"/>
         </w:rPr>
-      </w:pPr>
+        <w:t>r.</w:t>
+      </w:r>
       <w:r>
         <w:rPr>
           <w:sz w:val="28"/>
         </w:rPr>
-        <w:t>Serial Number:</w:t>
+        <w:t>serial }}</w:t>
       </w:r>
       <w:r>
         <w:rPr>
@@ -132,120 +132,54 @@
         </w:rPr>
         <w:t xml:space="preserve"> </w:t>
       </w:r>
-      <w:proofErr w:type="gramStart"/>
-      <w:r>
-        <w:rPr>
-          <w:sz w:val="28"/>
-        </w:rPr>
+    </w:p>
+    <w:p>
+      <w:pPr>
+        <w:spacing w:before="240"/>
+      </w:pPr>
+      <w:r>
+        <w:t xml:space="preserve">Note: The cells absorption lines are referenced to fundamental molecular constants and as such are not subject to drift and errors that might be associated </w:t>
+      </w:r>
+      <w:r>
+        <w:t>with other equipment</w:t>
+      </w:r>
+      <w:r>
+        <w:t xml:space="preserve"> and can be considered a physical constant from a traceability perspective</w:t>
+      </w:r>
+      <w:r>
+        <w:t>. The user should reference measurements</w:t>
+      </w:r>
+      <w:r>
+        <w:t xml:space="preserve"> on</w:t>
+      </w:r>
+      <w:r>
+        <w:t xml:space="preserve"> similar</w:t>
+      </w:r>
+      <w:r>
+        <w:t xml:space="preserve"> cells from National Institute of Standards and Technology (NIST)</w:t>
+      </w:r>
+      <w:r>
+        <w:t xml:space="preserve"> or the High Resolution Transmission Molecular Absorption Database (HITRAN) for absorption wavelength values and error analysis</w:t>
+      </w:r>
+      <w:r>
+        <w:t xml:space="preserve">. These units will not normally require a calibration cycle.  </w:t>
+      </w:r>
+    </w:p>
+    <w:p>
+      <w:pPr>
+        <w:pStyle w:val="Heading1"/>
+      </w:pPr>
+      <w:r>
+        <w:t xml:space="preserve">Test Temperature: </w:t>
+      </w:r>
+      <w:r>
         <w:t xml:space="preserve">{{ </w:t>
       </w:r>
-      <w:proofErr w:type="spellStart"/>
-      <w:r>
-        <w:rPr>
-          <w:sz w:val="28"/>
-        </w:rPr>
-        <w:t>r</w:t>
-      </w:r>
-      <w:proofErr w:type="gramEnd"/>
-      <w:r>
-        <w:rPr>
-          <w:sz w:val="28"/>
-        </w:rPr>
-        <w:t>.</w:t>
-      </w:r>
-      <w:proofErr w:type="gramStart"/>
-      <w:r>
-        <w:rPr>
-          <w:sz w:val="28"/>
-        </w:rPr>
-        <w:t>serial</w:t>
-      </w:r>
-      <w:proofErr w:type="spellEnd"/>
-      <w:r>
-        <w:rPr>
-          <w:sz w:val="28"/>
-        </w:rPr>
-        <w:t xml:space="preserve"> }</w:t>
-      </w:r>
-      <w:proofErr w:type="gramEnd"/>
-      <w:r>
-        <w:rPr>
-          <w:sz w:val="28"/>
-        </w:rPr>
-        <w:t>}</w:t>
-      </w:r>
-      <w:r>
-        <w:rPr>
-          <w:sz w:val="28"/>
-        </w:rPr>
-        <w:t xml:space="preserve"> </w:t>
-      </w:r>
-    </w:p>
-    <w:p>
-      <w:pPr>
-        <w:spacing w:before="240"/>
-      </w:pPr>
-      <w:r>
-        <w:t xml:space="preserve">Note: The cells absorption lines are referenced to fundamental molecular constants and as such are not subject to drift and errors that might be associated </w:t>
-      </w:r>
-      <w:r>
-        <w:t>with other equipment</w:t>
-      </w:r>
-      <w:r>
-        <w:t xml:space="preserve"> and can be considered a physical constant from a traceability perspective</w:t>
-      </w:r>
-      <w:r>
-        <w:t>. The user should reference measurements</w:t>
-      </w:r>
-      <w:r>
-        <w:t xml:space="preserve"> on</w:t>
-      </w:r>
-      <w:r>
-        <w:t xml:space="preserve"> similar</w:t>
-      </w:r>
-      <w:r>
-        <w:t xml:space="preserve"> cells from National Institute of Standards and Technology (NIST)</w:t>
-      </w:r>
-      <w:r>
-        <w:t xml:space="preserve"> or the </w:t>
-      </w:r>
-      <w:proofErr w:type="gramStart"/>
-      <w:r>
-        <w:t>High Resolution</w:t>
-      </w:r>
-      <w:proofErr w:type="gramEnd"/>
-      <w:r>
-        <w:t xml:space="preserve"> Transmission Molecular Absorption Database (HITRAN) for absorption wavelength values and error analysis</w:t>
-      </w:r>
-      <w:r>
-        <w:t xml:space="preserve">. These units will not normally require a calibration cycle.  </w:t>
-      </w:r>
-    </w:p>
-    <w:p>
-      <w:pPr>
-        <w:pStyle w:val="Heading1"/>
-      </w:pPr>
-      <w:r>
-        <w:t xml:space="preserve">Test Temperature: </w:t>
-      </w:r>
-      <w:proofErr w:type="gramStart"/>
-      <w:r>
-        <w:t xml:space="preserve">{{ </w:t>
-      </w:r>
-      <w:proofErr w:type="spellStart"/>
-      <w:r>
-        <w:t>r</w:t>
-      </w:r>
-      <w:proofErr w:type="gramEnd"/>
-      <w:r>
-        <w:t>.</w:t>
-      </w:r>
-      <w:r>
-        <w:t>temperature</w:t>
-      </w:r>
-      <w:proofErr w:type="spellEnd"/>
-      <w:r>
-        <w:t xml:space="preserve"> }}</w:t>
+      <w:r>
+        <w:t>r.</w:t>
+      </w:r>
+      <w:r>
+        <w:t>temperature }}</w:t>
       </w:r>
       <w:r>
         <w:sym w:font="Symbol" w:char="F0B0"/>
@@ -282,40 +216,24 @@
           <w:sz w:val="24"/>
         </w:rPr>
       </w:pPr>
-      <w:proofErr w:type="gramStart"/>
-      <w:r>
-        <w:rPr>
-          <w:sz w:val="24"/>
-        </w:rPr>
-        <w:t>{{ source</w:t>
-      </w:r>
-      <w:proofErr w:type="gramEnd"/>
-      <w:r>
-        <w:rPr>
-          <w:sz w:val="24"/>
-        </w:rPr>
-        <w:t xml:space="preserve"> }}</w:t>
-      </w:r>
-    </w:p>
-    <w:p>
-      <w:pPr>
-        <w:rPr>
-          <w:sz w:val="24"/>
-        </w:rPr>
-      </w:pPr>
-      <w:proofErr w:type="gramStart"/>
-      <w:r>
-        <w:rPr>
-          <w:sz w:val="24"/>
-        </w:rPr>
-        <w:t>{{ detector</w:t>
-      </w:r>
-      <w:proofErr w:type="gramEnd"/>
-      <w:r>
-        <w:rPr>
-          <w:sz w:val="24"/>
-        </w:rPr>
-        <w:t xml:space="preserve"> }}</w:t>
+      <w:r>
+        <w:rPr>
+          <w:sz w:val="24"/>
+        </w:rPr>
+        <w:t>{{ source }}</w:t>
+      </w:r>
+    </w:p>
+    <w:p>
+      <w:pPr>
+        <w:rPr>
+          <w:sz w:val="24"/>
+        </w:rPr>
+      </w:pPr>
+      <w:r>
+        <w:rPr>
+          <w:sz w:val="24"/>
+        </w:rPr>
+        <w:t>{{ detector }}</w:t>
       </w:r>
     </w:p>
     <w:p>
@@ -457,6 +375,12 @@
               </w:rPr>
               <w:t xml:space="preserve"> </w:t>
             </w:r>
+            <w:r>
+              <w:rPr>
+                <w:sz w:val="18"/>
+              </w:rPr>
+              <w:t>{{ r.ilwavelength }}</w:t>
+            </w:r>
           </w:p>
         </w:tc>
         <w:tc>
@@ -481,39 +405,23 @@
                 <w:sz w:val="18"/>
               </w:rPr>
             </w:pPr>
-            <w:proofErr w:type="gramStart"/>
             <w:r>
               <w:rPr>
                 <w:sz w:val="18"/>
               </w:rPr>
               <w:t xml:space="preserve">{{ </w:t>
             </w:r>
-            <w:proofErr w:type="spellStart"/>
-            <w:r>
-              <w:rPr>
-                <w:sz w:val="18"/>
-              </w:rPr>
-              <w:t>r</w:t>
-            </w:r>
-            <w:proofErr w:type="gramEnd"/>
-            <w:r>
-              <w:rPr>
-                <w:sz w:val="18"/>
-              </w:rPr>
-              <w:t>.</w:t>
-            </w:r>
-            <w:r>
-              <w:rPr>
-                <w:sz w:val="18"/>
-              </w:rPr>
-              <w:t>loss</w:t>
-            </w:r>
-            <w:proofErr w:type="spellEnd"/>
-            <w:r>
-              <w:rPr>
-                <w:sz w:val="18"/>
-              </w:rPr>
-              <w:t xml:space="preserve"> }}</w:t>
+            <w:r>
+              <w:rPr>
+                <w:sz w:val="18"/>
+              </w:rPr>
+              <w:t>r.</w:t>
+            </w:r>
+            <w:r>
+              <w:rPr>
+                <w:sz w:val="18"/>
+              </w:rPr>
+              <w:t>loss }}</w:t>
             </w:r>
           </w:p>
         </w:tc>
@@ -706,21 +614,7 @@
               <w:rPr>
                 <w:sz w:val="18"/>
               </w:rPr>
-              <w:t xml:space="preserve"> </w:t>
-            </w:r>
-            <w:proofErr w:type="spellStart"/>
-            <w:r>
-              <w:rPr>
-                <w:sz w:val="18"/>
-              </w:rPr>
-              <w:t>item.extra</w:t>
-            </w:r>
-            <w:proofErr w:type="spellEnd"/>
-            <w:r>
-              <w:rPr>
-                <w:sz w:val="18"/>
-              </w:rPr>
-              <w:t xml:space="preserve"> }}</w:t>
+              <w:t xml:space="preserve"> item.extra }}</w:t>
             </w:r>
           </w:p>
         </w:tc>
@@ -802,21 +696,7 @@
               <w:rPr>
                 <w:sz w:val="18"/>
               </w:rPr>
-              <w:t xml:space="preserve">{%tr </w:t>
-            </w:r>
-            <w:proofErr w:type="spellStart"/>
-            <w:r>
-              <w:rPr>
-                <w:sz w:val="18"/>
-              </w:rPr>
-              <w:t>endfor</w:t>
-            </w:r>
-            <w:proofErr w:type="spellEnd"/>
-            <w:r>
-              <w:rPr>
-                <w:sz w:val="18"/>
-              </w:rPr>
-              <w:t xml:space="preserve"> %}</w:t>
+              <w:t>{%tr endfor %}</w:t>
             </w:r>
           </w:p>
         </w:tc>
@@ -949,63 +829,24 @@
       </w:pPr>
       <w:r>
         <w:rPr>
-          <w:sz w:val="24"/>
-        </w:rPr>
-        <w:t xml:space="preserve">The information contained in this report is true and correct to the best of my knowledge. Please contact </w:t>
-      </w:r>
-      <w:r>
-        <w:rPr>
-          <w:i/>
-          <w:sz w:val="24"/>
-        </w:rPr>
-        <w:t>Wavelength References</w:t>
-      </w:r>
-      <w:r>
-        <w:rPr>
-          <w:sz w:val="24"/>
-        </w:rPr>
-        <w:t xml:space="preserve"> with any questions regarding this report.</w:t>
-      </w:r>
-    </w:p>
-    <w:p>
-      <w:pPr>
-        <w:rPr>
-          <w:sz w:val="24"/>
-        </w:rPr>
-      </w:pPr>
-    </w:p>
-    <w:p>
-      <w:pPr>
-        <w:rPr>
-          <w:sz w:val="24"/>
-        </w:rPr>
-      </w:pPr>
-    </w:p>
-    <w:p>
-      <w:pPr>
-        <w:rPr>
-          <w:sz w:val="24"/>
-        </w:rPr>
-      </w:pPr>
-      <w:r>
-        <w:rPr>
           <w:noProof/>
+          <w:sz w:val="24"/>
         </w:rPr>
         <mc:AlternateContent>
           <mc:Choice Requires="wps">
             <w:drawing>
-              <wp:anchor distT="0" distB="0" distL="114300" distR="114300" simplePos="0" relativeHeight="251659264" behindDoc="0" locked="0" layoutInCell="1" allowOverlap="1" wp14:anchorId="55EA9165" wp14:editId="323FD166">
+              <wp:anchor distT="0" distB="0" distL="114300" distR="114300" simplePos="0" relativeHeight="251657214" behindDoc="0" locked="0" layoutInCell="1" allowOverlap="1" wp14:anchorId="2DDDDEF2" wp14:editId="7318C02D">
                 <wp:simplePos x="0" y="0"/>
                 <wp:positionH relativeFrom="column">
-                  <wp:posOffset>102235</wp:posOffset>
+                  <wp:posOffset>8644</wp:posOffset>
                 </wp:positionH>
-                <wp:positionV relativeFrom="paragraph">
-                  <wp:posOffset>477520</wp:posOffset>
+                <wp:positionV relativeFrom="page">
+                  <wp:posOffset>7278370</wp:posOffset>
                 </wp:positionV>
-                <wp:extent cx="1813560" cy="449580"/>
+                <wp:extent cx="1902460" cy="1482090"/>
                 <wp:effectExtent l="0" t="0" r="0" b="0"/>
                 <wp:wrapNone/>
-                <wp:docPr id="782815874" name="Text Box 1"/>
+                <wp:docPr id="237578213" name="Text Box 1"/>
                 <wp:cNvGraphicFramePr/>
                 <a:graphic xmlns:a="http://schemas.openxmlformats.org/drawingml/2006/main">
                   <a:graphicData uri="http://schemas.microsoft.com/office/word/2010/wordprocessingShape">
@@ -1014,7 +855,157 @@
                       <wps:spPr>
                         <a:xfrm>
                           <a:off x="0" y="0"/>
-                          <a:ext cx="1813560" cy="449580"/>
+                          <a:ext cx="1902460" cy="1482090"/>
+                        </a:xfrm>
+                        <a:prstGeom prst="rect">
+                          <a:avLst/>
+                        </a:prstGeom>
+                        <a:noFill/>
+                        <a:ln w="6350">
+                          <a:noFill/>
+                        </a:ln>
+                      </wps:spPr>
+                      <wps:txbx>
+                        <w:txbxContent>
+                          <w:p>
+                            <w:pPr>
+                              <w:jc w:val="center"/>
+                            </w:pPr>
+                            <w:r>
+                              <w:t>{{ sigimage }}</w:t>
+                            </w:r>
+                          </w:p>
+                        </w:txbxContent>
+                      </wps:txbx>
+                      <wps:bodyPr rot="0" spcFirstLastPara="0" vertOverflow="overflow" horzOverflow="overflow" vert="horz" wrap="square" lIns="91440" tIns="45720" rIns="91440" bIns="45720" numCol="1" spcCol="0" rtlCol="0" fromWordArt="0" anchor="ctr" anchorCtr="0" forceAA="0" compatLnSpc="1">
+                        <a:prstTxWarp prst="textNoShape">
+                          <a:avLst/>
+                        </a:prstTxWarp>
+                        <a:noAutofit/>
+                      </wps:bodyPr>
+                    </wps:wsp>
+                  </a:graphicData>
+                </a:graphic>
+                <wp14:sizeRelH relativeFrom="margin">
+                  <wp14:pctWidth>0</wp14:pctWidth>
+                </wp14:sizeRelH>
+                <wp14:sizeRelV relativeFrom="margin">
+                  <wp14:pctHeight>0</wp14:pctHeight>
+                </wp14:sizeRelV>
+              </wp:anchor>
+            </w:drawing>
+          </mc:Choice>
+          <mc:Fallback>
+            <w:pict>
+              <v:shapetype w14:anchorId="2DDDDEF2" id="_x0000_t202" coordsize="21600,21600" o:spt="202" path="m,l,21600r21600,l21600,xe">
+                <v:stroke joinstyle="miter"/>
+                <v:path gradientshapeok="t" o:connecttype="rect"/>
+              </v:shapetype>
+              <v:shape id="Text Box 1" o:spid="_x0000_s1026" type="#_x0000_t202" style="position:absolute;margin-left:.7pt;margin-top:573.1pt;width:149.8pt;height:116.7pt;z-index:251657214;visibility:visible;mso-wrap-style:square;mso-width-percent:0;mso-height-percent:0;mso-wrap-distance-left:9pt;mso-wrap-distance-top:0;mso-wrap-distance-right:9pt;mso-wrap-distance-bottom:0;mso-position-horizontal:absolute;mso-position-horizontal-relative:text;mso-position-vertical:absolute;mso-position-vertical-relative:page;mso-width-percent:0;mso-height-percent:0;mso-width-relative:margin;mso-height-relative:margin;v-text-anchor:middle" o:gfxdata="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" filled="f" stroked="f" strokeweight=".5pt">
+                <v:textbox>
+                  <w:txbxContent>
+                    <w:p>
+                      <w:pPr>
+                        <w:jc w:val="center"/>
+                      </w:pPr>
+                      <w:proofErr w:type="gramStart"/>
+                      <w:r>
+                        <w:t xml:space="preserve">{{ </w:t>
+                      </w:r>
+                      <w:proofErr w:type="spellStart"/>
+                      <w:r>
+                        <w:t>sigimage</w:t>
+                      </w:r>
+                      <w:proofErr w:type="spellEnd"/>
+                      <w:proofErr w:type="gramEnd"/>
+                      <w:r>
+                        <w:t xml:space="preserve"> }}</w:t>
+                      </w:r>
+                    </w:p>
+                  </w:txbxContent>
+                </v:textbox>
+                <w10:wrap anchory="page"/>
+              </v:shape>
+            </w:pict>
+          </mc:Fallback>
+        </mc:AlternateContent>
+      </w:r>
+      <w:r>
+        <w:rPr>
+          <w:sz w:val="24"/>
+        </w:rPr>
+        <w:t xml:space="preserve">The information contained in this report is true and correct to the best of my knowledge. Please contact </w:t>
+      </w:r>
+      <w:r>
+        <w:rPr>
+          <w:i/>
+          <w:sz w:val="24"/>
+        </w:rPr>
+        <w:t>Wavelength References</w:t>
+      </w:r>
+      <w:r>
+        <w:rPr>
+          <w:sz w:val="24"/>
+        </w:rPr>
+        <w:t xml:space="preserve"> with any questions regarding this report.</w:t>
+      </w:r>
+    </w:p>
+    <w:p>
+      <w:pPr>
+        <w:rPr>
+          <w:sz w:val="24"/>
+        </w:rPr>
+      </w:pPr>
+    </w:p>
+    <w:p>
+      <w:pPr>
+        <w:rPr>
+          <w:sz w:val="24"/>
+        </w:rPr>
+      </w:pPr>
+    </w:p>
+    <w:p>
+      <w:pPr>
+        <w:rPr>
+          <w:sz w:val="24"/>
+        </w:rPr>
+      </w:pPr>
+    </w:p>
+    <w:p>
+      <w:pPr>
+        <w:rPr>
+          <w:sz w:val="24"/>
+        </w:rPr>
+      </w:pPr>
+      <w:r>
+        <w:rPr>
+          <w:noProof/>
+          <w:sz w:val="24"/>
+        </w:rPr>
+        <mc:AlternateContent>
+          <mc:Choice Requires="wps">
+            <w:drawing>
+              <wp:anchor distT="0" distB="0" distL="114300" distR="114300" simplePos="0" relativeHeight="251658239" behindDoc="0" locked="0" layoutInCell="1" allowOverlap="1" wp14:anchorId="6F3B75A9" wp14:editId="5A382107">
+                <wp:simplePos x="0" y="0"/>
+                <wp:positionH relativeFrom="column">
+                  <wp:posOffset>58174</wp:posOffset>
+                </wp:positionH>
+                <wp:positionV relativeFrom="page">
+                  <wp:posOffset>8085455</wp:posOffset>
+                </wp:positionV>
+                <wp:extent cx="1754505" cy="346075"/>
+                <wp:effectExtent l="0" t="0" r="0" b="0"/>
+                <wp:wrapNone/>
+                <wp:docPr id="335116180" name="Text Box 2"/>
+                <wp:cNvGraphicFramePr/>
+                <a:graphic xmlns:a="http://schemas.openxmlformats.org/drawingml/2006/main">
+                  <a:graphicData uri="http://schemas.microsoft.com/office/word/2010/wordprocessingShape">
+                    <wps:wsp>
+                      <wps:cNvSpPr txBox="1"/>
+                      <wps:spPr>
+                        <a:xfrm>
+                          <a:off x="0" y="0"/>
+                          <a:ext cx="1754505" cy="346075"/>
                         </a:xfrm>
                         <a:prstGeom prst="rect">
                           <a:avLst/>
@@ -1039,7 +1030,7 @@
                                 <w:sz w:val="24"/>
                                 <w:szCs w:val="24"/>
                               </w:rPr>
-                              <w:t>Jeremy Colson</w:t>
+                              <w:t>{{ signame }}</w:t>
                             </w:r>
                           </w:p>
                         </w:txbxContent>
@@ -1058,11 +1049,7 @@
           </mc:Choice>
           <mc:Fallback>
             <w:pict>
-              <v:shapetype w14:anchorId="55EA9165" id="_x0000_t202" coordsize="21600,21600" o:spt="202" path="m,l,21600r21600,l21600,xe">
-                <v:stroke joinstyle="miter"/>
-                <v:path gradientshapeok="t" o:connecttype="rect"/>
-              </v:shapetype>
-              <v:shape id="Text Box 1" o:spid="_x0000_s1026" type="#_x0000_t202" style="position:absolute;margin-left:8.05pt;margin-top:37.6pt;width:142.8pt;height:35.4pt;z-index:251659264;visibility:visible;mso-wrap-style:square;mso-wrap-distance-left:9pt;mso-wrap-distance-top:0;mso-wrap-distance-right:9pt;mso-wrap-distance-bottom:0;mso-position-horizontal:absolute;mso-position-horizontal-relative:text;mso-position-vertical:absolute;mso-position-vertical-relative:text;v-text-anchor:top" o:gfxdata="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" filled="f" stroked="f" strokeweight=".5pt">
+              <v:shape w14:anchorId="6F3B75A9" id="Text Box 2" o:spid="_x0000_s1027" type="#_x0000_t202" style="position:absolute;margin-left:4.6pt;margin-top:636.65pt;width:138.15pt;height:27.25pt;z-index:251658239;visibility:visible;mso-wrap-style:square;mso-wrap-distance-left:9pt;mso-wrap-distance-top:0;mso-wrap-distance-right:9pt;mso-wrap-distance-bottom:0;mso-position-horizontal:absolute;mso-position-horizontal-relative:text;mso-position-vertical:absolute;mso-position-vertical-relative:page;v-text-anchor:top" o:gfxdata="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" filled="f" stroked="f" strokeweight=".5pt">
                 <v:textbox>
                   <w:txbxContent>
                     <w:p>
@@ -1073,54 +1060,80 @@
                           <w:szCs w:val="24"/>
                         </w:rPr>
                       </w:pPr>
+                      <w:proofErr w:type="gramStart"/>
                       <w:r>
                         <w:rPr>
                           <w:sz w:val="24"/>
                           <w:szCs w:val="24"/>
                         </w:rPr>
-                        <w:t>Jeremy Colson</w:t>
+                        <w:t xml:space="preserve">{{ </w:t>
+                      </w:r>
+                      <w:proofErr w:type="spellStart"/>
+                      <w:r>
+                        <w:rPr>
+                          <w:sz w:val="24"/>
+                          <w:szCs w:val="24"/>
+                        </w:rPr>
+                        <w:t>signame</w:t>
+                      </w:r>
+                      <w:proofErr w:type="spellEnd"/>
+                      <w:proofErr w:type="gramEnd"/>
+                      <w:r>
+                        <w:rPr>
+                          <w:sz w:val="24"/>
+                          <w:szCs w:val="24"/>
+                        </w:rPr>
+                        <w:t xml:space="preserve"> }}</w:t>
                       </w:r>
                     </w:p>
                   </w:txbxContent>
                 </v:textbox>
+                <w10:wrap anchory="page"/>
               </v:shape>
             </w:pict>
           </mc:Fallback>
         </mc:AlternateContent>
       </w:r>
+    </w:p>
+    <w:p>
+      <w:pPr>
+        <w:rPr>
+          <w:sz w:val="24"/>
+        </w:rPr>
+      </w:pPr>
       <w:r>
         <w:rPr>
           <w:noProof/>
+          <w:sz w:val="24"/>
         </w:rPr>
         <mc:AlternateContent>
           <mc:Choice Requires="wps">
             <w:drawing>
-              <wp:anchor distT="0" distB="0" distL="114300" distR="114300" simplePos="0" relativeHeight="251660288" behindDoc="0" locked="0" layoutInCell="1" allowOverlap="1" wp14:anchorId="67B80733" wp14:editId="38B362EC">
+              <wp:anchor distT="0" distB="0" distL="114300" distR="114300" simplePos="0" relativeHeight="251661312" behindDoc="1" locked="0" layoutInCell="1" allowOverlap="1" wp14:anchorId="38218BA4" wp14:editId="0C2EB9D0">
                 <wp:simplePos x="0" y="0"/>
                 <wp:positionH relativeFrom="column">
-                  <wp:posOffset>34290</wp:posOffset>
+                  <wp:posOffset>36830</wp:posOffset>
                 </wp:positionH>
-                <wp:positionV relativeFrom="paragraph">
-                  <wp:posOffset>510151</wp:posOffset>
+                <wp:positionV relativeFrom="page">
+                  <wp:posOffset>8122674</wp:posOffset>
                 </wp:positionV>
-                <wp:extent cx="2088945" cy="0"/>
-                <wp:effectExtent l="12700" t="12700" r="6985" b="12700"/>
+                <wp:extent cx="1703070" cy="0"/>
+                <wp:effectExtent l="0" t="0" r="11430" b="12700"/>
                 <wp:wrapNone/>
-                <wp:docPr id="1085568741" name="Straight Connector 2"/>
+                <wp:docPr id="805039232" name="Straight Connector 3"/>
                 <wp:cNvGraphicFramePr/>
                 <a:graphic xmlns:a="http://schemas.openxmlformats.org/drawingml/2006/main">
                   <a:graphicData uri="http://schemas.microsoft.com/office/word/2010/wordprocessingShape">
                     <wps:wsp>
                       <wps:cNvCnPr/>
                       <wps:spPr>
-                        <a:xfrm flipH="1">
+                        <a:xfrm>
                           <a:off x="0" y="0"/>
-                          <a:ext cx="2088945" cy="0"/>
+                          <a:ext cx="1703070" cy="0"/>
                         </a:xfrm>
                         <a:prstGeom prst="line">
                           <a:avLst/>
                         </a:prstGeom>
-                        <a:ln w="19050"/>
                       </wps:spPr>
                       <wps:style>
                         <a:lnRef idx="1">
@@ -1140,19 +1153,25 @@
                     </wps:wsp>
                   </a:graphicData>
                 </a:graphic>
-                <wp14:sizeRelH relativeFrom="margin">
-                  <wp14:pctWidth>0</wp14:pctWidth>
-                </wp14:sizeRelH>
               </wp:anchor>
             </w:drawing>
           </mc:Choice>
           <mc:Fallback>
             <w:pict>
-              <v:line w14:anchorId="2FDEFEE1" id="Straight Connector 2" o:spid="_x0000_s1026" style="position:absolute;flip:x;z-index:251660288;visibility:visible;mso-wrap-style:square;mso-width-percent:0;mso-wrap-distance-left:9pt;mso-wrap-distance-top:0;mso-wrap-distance-right:9pt;mso-wrap-distance-bottom:0;mso-position-horizontal:absolute;mso-position-horizontal-relative:text;mso-position-vertical:absolute;mso-position-vertical-relative:text;mso-width-percent:0;mso-width-relative:margin" from="2.7pt,40.15pt" to="167.2pt,40.15pt" o:gfxdata="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" strokecolor="black [3040]" strokeweight="1.5pt"/>
+              <v:line w14:anchorId="103ED66D" id="Straight Connector 3" o:spid="_x0000_s1026" style="position:absolute;z-index:-251655168;visibility:visible;mso-wrap-style:square;mso-wrap-distance-left:9pt;mso-wrap-distance-top:0;mso-wrap-distance-right:9pt;mso-wrap-distance-bottom:0;mso-position-horizontal:absolute;mso-position-horizontal-relative:text;mso-position-vertical:absolute;mso-position-vertical-relative:page" from="2.9pt,639.6pt" to="137pt,639.6pt" o:gfxdata="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" strokecolor="black [3040]">
+                <w10:wrap anchory="page"/>
+              </v:line>
             </w:pict>
           </mc:Fallback>
         </mc:AlternateContent>
       </w:r>
+      <w:r>
+        <w:rPr>
+          <w:sz w:val="24"/>
+        </w:rPr>
+        <w:tab/>
+        <w:t xml:space="preserve">   </w:t>
+      </w:r>
     </w:p>
     <w:p>
       <w:pPr>
@@ -1194,21 +1213,11 @@
         </w:rPr>
         <w:t xml:space="preserve">{%p if not </w:t>
       </w:r>
-      <w:proofErr w:type="spellStart"/>
-      <w:proofErr w:type="gramStart"/>
-      <w:r>
-        <w:rPr>
-          <w:sz w:val="24"/>
-        </w:rPr>
-        <w:t>loop.last</w:t>
-      </w:r>
-      <w:proofErr w:type="spellEnd"/>
-      <w:proofErr w:type="gramEnd"/>
-      <w:r>
-        <w:rPr>
-          <w:sz w:val="24"/>
-        </w:rPr>
-        <w:t xml:space="preserve"> %}</w:t>
+      <w:r>
+        <w:rPr>
+          <w:sz w:val="24"/>
+        </w:rPr>
+        <w:t>loop.last %}</w:t>
       </w:r>
     </w:p>
     <w:p>
@@ -1248,21 +1257,7 @@
         <w:rPr>
           <w:sz w:val="24"/>
         </w:rPr>
-        <w:t xml:space="preserve">{%p </w:t>
-      </w:r>
-      <w:proofErr w:type="spellStart"/>
-      <w:r>
-        <w:rPr>
-          <w:sz w:val="24"/>
-        </w:rPr>
-        <w:t>endfor</w:t>
-      </w:r>
-      <w:proofErr w:type="spellEnd"/>
-      <w:r>
-        <w:rPr>
-          <w:sz w:val="24"/>
-        </w:rPr>
-        <w:t xml:space="preserve"> %}</w:t>
+        <w:t>{%p endfor %}</w:t>
       </w:r>
     </w:p>
     <w:p>
@@ -1928,6 +1923,22 @@
       <w:rFonts w:ascii="Arial" w:hAnsi="Arial"/>
     </w:rPr>
   </w:style>
+  <w:style w:type="table" w:styleId="TableGrid">
+    <w:name w:val="Table Grid"/>
+    <w:basedOn w:val="TableNormal"/>
+    <w:uiPriority w:val="59"/>
+    <w:rsid w:val="00393C80"/>
+    <w:tblPr>
+      <w:tblBorders>
+        <w:top w:val="single" w:sz="4" w:space="0" w:color="auto"/>
+        <w:left w:val="single" w:sz="4" w:space="0" w:color="auto"/>
+        <w:bottom w:val="single" w:sz="4" w:space="0" w:color="auto"/>
+        <w:right w:val="single" w:sz="4" w:space="0" w:color="auto"/>
+        <w:insideH w:val="single" w:sz="4" w:space="0" w:color="auto"/>
+        <w:insideV w:val="single" w:sz="4" w:space="0" w:color="auto"/>
+      </w:tblBorders>
+    </w:tblPr>
+  </w:style>
 </w:styles>
 </file>
 
